--- a/ind/docx/006.content.docx
+++ b/ind/docx/006.content.docx
@@ -128,19 +128,6 @@
           <w:lang w:val="id_ID" w:bidi="id_ID"/>
         </w:rPr>
         <w:t>E</w:t>
-      </w:r>
-      <w:r>
-        <w:rPr>
-          <w:lang w:val="id_ID" w:bidi="id_ID"/>
-        </w:rPr>
-      </w:r>
-    </w:p>
-    <w:p>
-      <w:pPr/>
-      <w:r>
-        <w:rPr>
-          <w:lang w:val="id_ID" w:bidi="id_ID"/>
-        </w:rPr>
       </w:r>
       <w:r>
         <w:rPr>

--- a/ind/docx/006.content.docx
+++ b/ind/docx/006.content.docx
@@ -19,7 +19,7 @@
         <w:rPr>
           <w:lang w:val="id_ID" w:bidi="id_ID"/>
         </w:rPr>
-        <w:t>Resource: Istilah Kunci (unfoldingWord)</w:t>
+        <w:t>Resource: unfoldingWord® Translation Words</w:t>
       </w:r>
       <w:r>
         <w:rPr>
@@ -90,7 +90,7 @@
         <w:rPr>
           <w:lang w:val="id_ID" w:bidi="id_ID"/>
         </w:rPr>
-        <w:t>Istilah Kunci (unfoldingWord)</w:t>
+        <w:t>unfoldingWord® Translation Words</w:t>
       </w:r>
     </w:p>
     <w:p>

--- a/ind/docx/006.content.docx
+++ b/ind/docx/006.content.docx
@@ -5608,6 +5608,217 @@
         <w:rPr>
           <w:lang w:val="id_ID" w:bidi="id_ID"/>
         </w:rPr>
+        <w:t>Enak</w:t>
+      </w:r>
+      <w:r>
+        <w:rPr>
+          <w:lang w:val="id_ID" w:bidi="id_ID"/>
+        </w:rPr>
+      </w:r>
+    </w:p>
+    <w:p>
+      <w:pPr>
+        <w:pStyle w:val="Heading3"/>
+      </w:pPr>
+      <w:r>
+        <w:rPr>
+          <w:lang w:val="id_ID" w:bidi="id_ID"/>
+        </w:rPr>
+        <w:t>Fakta:</w:t>
+      </w:r>
+    </w:p>
+    <w:p>
+      <w:pPr/>
+      <w:r>
+        <w:rPr>
+          <w:lang w:val="id_ID" w:bidi="id_ID"/>
+        </w:rPr>
+      </w:r>
+      <w:r>
+        <w:rPr>
+          <w:lang w:val="id_ID" w:bidi="id_ID"/>
+        </w:rPr>
+        <w:t>Enak adalah nama seorang laki-laki yang ayahnya adalah Arba dan keturunannya disebut “Anakit” atau “Anakim” atau “Enak”.</w:t>
+      </w:r>
+    </w:p>
+    <w:p>
+      <w:pPr>
+        <w:pStyle w:val="ListBullet"/>
+        <w:spacing w:line="240" w:lineRule="auto"/>
+        <w:ind w:left="720"/>
+      </w:pPr>
+      <w:r>
+        <w:rPr>
+          <w:lang w:val="id_ID" w:bidi="id_ID"/>
+        </w:rPr>
+      </w:r>
+      <w:r>
+        <w:rPr>
+          <w:lang w:val="id_ID" w:bidi="id_ID"/>
+        </w:rPr>
+        <w:t>Orang-orang Enak adalah bangsa yang sangat tinggi.</w:t>
+      </w:r>
+    </w:p>
+    <w:p>
+      <w:pPr>
+        <w:pStyle w:val="ListBullet"/>
+        <w:spacing w:line="240" w:lineRule="auto"/>
+        <w:ind w:left="720"/>
+      </w:pPr>
+      <w:r>
+        <w:rPr>
+          <w:lang w:val="id_ID" w:bidi="id_ID"/>
+        </w:rPr>
+      </w:r>
+      <w:r>
+        <w:rPr>
+          <w:lang w:val="id_ID" w:bidi="id_ID"/>
+        </w:rPr>
+        <w:t>Orang-orang Enak adalah kelompok suku yang mendiami tanah yang dijanjikan Yahweh untuk diberikan kepada bangsa Israel. Bangsa Israel akhirnya menaklukkan dan merampas wilayah mereka.</w:t>
+      </w:r>
+    </w:p>
+    <w:p>
+      <w:pPr>
+        <w:pStyle w:val="ListBullet"/>
+        <w:spacing w:line="240" w:lineRule="auto"/>
+        <w:ind w:left="720"/>
+      </w:pPr>
+      <w:r>
+        <w:rPr>
+          <w:lang w:val="id_ID" w:bidi="id_ID"/>
+        </w:rPr>
+      </w:r>
+      <w:r>
+        <w:rPr>
+          <w:lang w:val="id_ID" w:bidi="id_ID"/>
+        </w:rPr>
+        <w:t>Anak mempunyai tiga orang putra atau keturunan yang diberi nama Ahiman, Sesai, dan Talmai.</w:t>
+      </w:r>
+    </w:p>
+    <w:p>
+      <w:pPr>
+        <w:pStyle w:val="ListBullet"/>
+        <w:spacing w:line="240" w:lineRule="auto"/>
+        <w:ind w:left="720"/>
+      </w:pPr>
+      <w:r>
+        <w:rPr>
+          <w:lang w:val="id_ID" w:bidi="id_ID"/>
+        </w:rPr>
+      </w:r>
+      <w:r>
+        <w:rPr>
+          <w:lang w:val="id_ID" w:bidi="id_ID"/>
+        </w:rPr>
+        <w:t>Nama “Enak” adalah transliterasi dari kata Ibrani untuk Anak.</w:t>
+      </w:r>
+    </w:p>
+    <w:p>
+      <w:pPr/>
+      <w:r>
+        <w:rPr>
+          <w:lang w:val="id_ID" w:bidi="id_ID"/>
+        </w:rPr>
+      </w:r>
+      <w:r>
+        <w:rPr>
+          <w:lang w:val="id_ID" w:bidi="id_ID"/>
+        </w:rPr>
+        <w:t xml:space="preserve">(Lihat juga: </w:t>
+      </w:r>
+      <w:r>
+        <w:rPr>
+          <w:lang w:val="id_ID" w:bidi="id_ID"/>
+        </w:rPr>
+        <w:t>Hebron</w:t>
+      </w:r>
+      <w:r>
+        <w:rPr>
+          <w:lang w:val="id_ID" w:bidi="id_ID"/>
+        </w:rPr>
+        <w:t>)</w:t>
+      </w:r>
+    </w:p>
+    <w:p>
+      <w:pPr/>
+      <w:r>
+        <w:rPr>
+          <w:lang w:val="id_ID" w:bidi="id_ID"/>
+        </w:rPr>
+      </w:r>
+      <w:r>
+        <w:rPr>
+          <w:lang w:val="id_ID" w:bidi="id_ID"/>
+        </w:rPr>
+        <w:t>(Saran terjemahan: Bagaimana Menerjemahkan Nama)</w:t>
+      </w:r>
+    </w:p>
+    <w:p>
+      <w:pPr>
+        <w:pStyle w:val="Heading3"/>
+      </w:pPr>
+      <w:r>
+        <w:rPr>
+          <w:lang w:val="id_ID" w:bidi="id_ID"/>
+        </w:rPr>
+        <w:t>Referensi Alkitab:</w:t>
+      </w:r>
+    </w:p>
+    <w:p>
+      <w:pPr>
+        <w:pStyle w:val="Heading3"/>
+      </w:pPr>
+      <w:r>
+        <w:rPr>
+          <w:lang w:val="id_ID" w:bidi="id_ID"/>
+        </w:rPr>
+        <w:t>Data Kata:</w:t>
+      </w:r>
+    </w:p>
+    <w:p>
+      <w:pPr>
+        <w:pStyle w:val="ListBullet"/>
+        <w:spacing w:line="240" w:lineRule="auto"/>
+        <w:ind w:left="720"/>
+      </w:pPr>
+      <w:r>
+        <w:rPr>
+          <w:lang w:val="id_ID" w:bidi="id_ID"/>
+        </w:rPr>
+      </w:r>
+      <w:r>
+        <w:rPr>
+          <w:lang w:val="id_ID" w:bidi="id_ID"/>
+        </w:rPr>
+        <w:t>Strong’s:</w:t>
+      </w:r>
+      <w:r>
+        <w:rPr>
+          <w:lang w:val="id_ID" w:bidi="id_ID"/>
+        </w:rPr>
+      </w:r>
+      <w:r>
+        <w:rPr>
+          <w:lang w:val="id_ID" w:bidi="id_ID"/>
+        </w:rPr>
+      </w:r>
+    </w:p>
+    <w:p>
+      <w:pPr/>
+      <w:r>
+        <w:rPr>
+          <w:lang w:val="id_ID" w:bidi="id_ID"/>
+        </w:rPr>
+      </w:r>
+    </w:p>
+    <w:p>
+      <w:pPr>
+        <w:pStyle w:val="Heading2"/>
+      </w:pPr>
+      <w:r>
+        <w:rPr>
+          <w:lang w:val="id_ID" w:bidi="id_ID"/>
+        </w:rPr>
         <w:t>En-Gedi</w:t>
       </w:r>
       <w:r>
@@ -5919,217 +6130,6 @@
           <w:lang w:val="id_ID" w:bidi="id_ID"/>
         </w:rPr>
         <w:t>Strong’s: H5872</w:t>
-      </w:r>
-      <w:r>
-        <w:rPr>
-          <w:lang w:val="id_ID" w:bidi="id_ID"/>
-        </w:rPr>
-      </w:r>
-      <w:r>
-        <w:rPr>
-          <w:lang w:val="id_ID" w:bidi="id_ID"/>
-        </w:rPr>
-      </w:r>
-    </w:p>
-    <w:p>
-      <w:pPr/>
-      <w:r>
-        <w:rPr>
-          <w:lang w:val="id_ID" w:bidi="id_ID"/>
-        </w:rPr>
-      </w:r>
-    </w:p>
-    <w:p>
-      <w:pPr>
-        <w:pStyle w:val="Heading2"/>
-      </w:pPr>
-      <w:r>
-        <w:rPr>
-          <w:lang w:val="id_ID" w:bidi="id_ID"/>
-        </w:rPr>
-        <w:t>Enak</w:t>
-      </w:r>
-      <w:r>
-        <w:rPr>
-          <w:lang w:val="id_ID" w:bidi="id_ID"/>
-        </w:rPr>
-      </w:r>
-    </w:p>
-    <w:p>
-      <w:pPr>
-        <w:pStyle w:val="Heading3"/>
-      </w:pPr>
-      <w:r>
-        <w:rPr>
-          <w:lang w:val="id_ID" w:bidi="id_ID"/>
-        </w:rPr>
-        <w:t>Fakta:</w:t>
-      </w:r>
-    </w:p>
-    <w:p>
-      <w:pPr/>
-      <w:r>
-        <w:rPr>
-          <w:lang w:val="id_ID" w:bidi="id_ID"/>
-        </w:rPr>
-      </w:r>
-      <w:r>
-        <w:rPr>
-          <w:lang w:val="id_ID" w:bidi="id_ID"/>
-        </w:rPr>
-        <w:t>Enak adalah nama seorang laki-laki yang ayahnya adalah Arba dan keturunannya disebut “Anakit” atau “Anakim” atau “Enak”.</w:t>
-      </w:r>
-    </w:p>
-    <w:p>
-      <w:pPr>
-        <w:pStyle w:val="ListBullet"/>
-        <w:spacing w:line="240" w:lineRule="auto"/>
-        <w:ind w:left="720"/>
-      </w:pPr>
-      <w:r>
-        <w:rPr>
-          <w:lang w:val="id_ID" w:bidi="id_ID"/>
-        </w:rPr>
-      </w:r>
-      <w:r>
-        <w:rPr>
-          <w:lang w:val="id_ID" w:bidi="id_ID"/>
-        </w:rPr>
-        <w:t>Orang-orang Enak adalah bangsa yang sangat tinggi.</w:t>
-      </w:r>
-    </w:p>
-    <w:p>
-      <w:pPr>
-        <w:pStyle w:val="ListBullet"/>
-        <w:spacing w:line="240" w:lineRule="auto"/>
-        <w:ind w:left="720"/>
-      </w:pPr>
-      <w:r>
-        <w:rPr>
-          <w:lang w:val="id_ID" w:bidi="id_ID"/>
-        </w:rPr>
-      </w:r>
-      <w:r>
-        <w:rPr>
-          <w:lang w:val="id_ID" w:bidi="id_ID"/>
-        </w:rPr>
-        <w:t>Orang-orang Enak adalah kelompok suku yang mendiami tanah yang dijanjikan Yahweh untuk diberikan kepada bangsa Israel. Bangsa Israel akhirnya menaklukkan dan merampas wilayah mereka.</w:t>
-      </w:r>
-    </w:p>
-    <w:p>
-      <w:pPr>
-        <w:pStyle w:val="ListBullet"/>
-        <w:spacing w:line="240" w:lineRule="auto"/>
-        <w:ind w:left="720"/>
-      </w:pPr>
-      <w:r>
-        <w:rPr>
-          <w:lang w:val="id_ID" w:bidi="id_ID"/>
-        </w:rPr>
-      </w:r>
-      <w:r>
-        <w:rPr>
-          <w:lang w:val="id_ID" w:bidi="id_ID"/>
-        </w:rPr>
-        <w:t>Anak mempunyai tiga orang putra atau keturunan yang diberi nama Ahiman, Sesai, dan Talmai.</w:t>
-      </w:r>
-    </w:p>
-    <w:p>
-      <w:pPr>
-        <w:pStyle w:val="ListBullet"/>
-        <w:spacing w:line="240" w:lineRule="auto"/>
-        <w:ind w:left="720"/>
-      </w:pPr>
-      <w:r>
-        <w:rPr>
-          <w:lang w:val="id_ID" w:bidi="id_ID"/>
-        </w:rPr>
-      </w:r>
-      <w:r>
-        <w:rPr>
-          <w:lang w:val="id_ID" w:bidi="id_ID"/>
-        </w:rPr>
-        <w:t>Nama “Enak” adalah transliterasi dari kata Ibrani untuk Anak.</w:t>
-      </w:r>
-    </w:p>
-    <w:p>
-      <w:pPr/>
-      <w:r>
-        <w:rPr>
-          <w:lang w:val="id_ID" w:bidi="id_ID"/>
-        </w:rPr>
-      </w:r>
-      <w:r>
-        <w:rPr>
-          <w:lang w:val="id_ID" w:bidi="id_ID"/>
-        </w:rPr>
-        <w:t xml:space="preserve">(Lihat juga: </w:t>
-      </w:r>
-      <w:r>
-        <w:rPr>
-          <w:lang w:val="id_ID" w:bidi="id_ID"/>
-        </w:rPr>
-        <w:t>Hebron</w:t>
-      </w:r>
-      <w:r>
-        <w:rPr>
-          <w:lang w:val="id_ID" w:bidi="id_ID"/>
-        </w:rPr>
-        <w:t>)</w:t>
-      </w:r>
-    </w:p>
-    <w:p>
-      <w:pPr/>
-      <w:r>
-        <w:rPr>
-          <w:lang w:val="id_ID" w:bidi="id_ID"/>
-        </w:rPr>
-      </w:r>
-      <w:r>
-        <w:rPr>
-          <w:lang w:val="id_ID" w:bidi="id_ID"/>
-        </w:rPr>
-        <w:t>(Saran terjemahan: Bagaimana Menerjemahkan Nama)</w:t>
-      </w:r>
-    </w:p>
-    <w:p>
-      <w:pPr>
-        <w:pStyle w:val="Heading3"/>
-      </w:pPr>
-      <w:r>
-        <w:rPr>
-          <w:lang w:val="id_ID" w:bidi="id_ID"/>
-        </w:rPr>
-        <w:t>Referensi Alkitab:</w:t>
-      </w:r>
-    </w:p>
-    <w:p>
-      <w:pPr>
-        <w:pStyle w:val="Heading3"/>
-      </w:pPr>
-      <w:r>
-        <w:rPr>
-          <w:lang w:val="id_ID" w:bidi="id_ID"/>
-        </w:rPr>
-        <w:t>Data Kata:</w:t>
-      </w:r>
-    </w:p>
-    <w:p>
-      <w:pPr>
-        <w:pStyle w:val="ListBullet"/>
-        <w:spacing w:line="240" w:lineRule="auto"/>
-        <w:ind w:left="720"/>
-      </w:pPr>
-      <w:r>
-        <w:rPr>
-          <w:lang w:val="id_ID" w:bidi="id_ID"/>
-        </w:rPr>
-      </w:r>
-      <w:r>
-        <w:rPr>
-          <w:lang w:val="id_ID" w:bidi="id_ID"/>
-        </w:rPr>
-        <w:t>Strong’s:</w:t>
       </w:r>
       <w:r>
         <w:rPr>
